--- a/RECOLECION_INF/versiones anteriores/Primer plano.docx
+++ b/RECOLECION_INF/versiones anteriores/Primer plano.docx
@@ -58,7 +58,7 @@
         </w:numPr>
       </w:pPr>
       <w:r>
-        <w:t>Menor de 18 años</w:t>
+        <w:t>18 a 25 años</w:t>
       </w:r>
     </w:p>
     <w:p>
@@ -70,7 +70,7 @@
         </w:numPr>
       </w:pPr>
       <w:r>
-        <w:t>18 a 25 años</w:t>
+        <w:t>26 a 35 años</w:t>
       </w:r>
     </w:p>
     <w:p>
@@ -82,31 +82,7 @@
         </w:numPr>
       </w:pPr>
       <w:r>
-        <w:t>26 a 35 años</w:t>
-      </w:r>
-    </w:p>
-    <w:p>
-      <w:pPr>
-        <w:pStyle w:val="Prrafodelista"/>
-        <w:numPr>
-          <w:ilvl w:val="0"/>
-          <w:numId w:val="2"/>
-        </w:numPr>
-      </w:pPr>
-      <w:r>
         <w:t>36 a 45 años</w:t>
-      </w:r>
-    </w:p>
-    <w:p>
-      <w:pPr>
-        <w:pStyle w:val="Prrafodelista"/>
-        <w:numPr>
-          <w:ilvl w:val="0"/>
-          <w:numId w:val="2"/>
-        </w:numPr>
-      </w:pPr>
-      <w:r>
-        <w:t>Más de 45 años</w:t>
       </w:r>
     </w:p>
     <w:p>
@@ -421,7 +397,6 @@
         </w:numPr>
       </w:pPr>
       <w:r>
-        <w:lastRenderedPageBreak/>
         <w:t>Plataformas web</w:t>
       </w:r>
     </w:p>
@@ -446,6 +421,7 @@
         </w:numPr>
       </w:pPr>
       <w:r>
+        <w:lastRenderedPageBreak/>
         <w:t>Otro</w:t>
       </w:r>
     </w:p>
